--- a/submissions/Stanley_Okafor_COMP2154_Test_Strategy.docx
+++ b/submissions/Stanley_Okafor_COMP2154_Test_Strategy.docx
@@ -133,7 +133,7 @@
         </w:numPr>
       </w:pPr>
       <w:r>
-        <w:t xml:space="preserve">Planned automated tests with Jest and Supertest</w:t>
+        <w:t xml:space="preserve">Automated tests with Jest and Supertest</w:t>
       </w:r>
     </w:p>
     <w:p/>
